--- a/GRC_Beginner_Course/ملخص_التغييرات_والتحديث_الدوري.docx
+++ b/GRC_Beginner_Course/ملخص_التغييرات_والتحديث_الدوري.docx
@@ -53,7 +53,7 @@
           <w:sz w:val="24"/>
           <w:szCs w:val="24"/>
         </w:rPr>
-        <w:t>كيف تبدأ في GRC · النسخة 2 · 27 أكتوبر 2026</w:t>
+        <w:t>كيف تبدأ في GRC · النسخة 3: التصميم البصري · 27 أكتوبر 2026</w:t>
       </w:r>
     </w:p>
     <w:p>
@@ -85,7 +85,7 @@
           <w:b w:val="0"/>
           <w:bCs w:val="0"/>
         </w:rPr>
-        <w:t>أهم التغييرات</w:t>
+        <w:t>أهم التغييرات في هذه النسخة</w:t>
       </w:r>
     </w:p>
     <w:p>
@@ -99,7 +99,7 @@
           <w:b w:val="0"/>
           <w:bCs w:val="0"/>
         </w:rPr>
-        <w:t>البنية</w:t>
+        <w:t>توازن الخط</w:t>
       </w:r>
     </w:p>
     <w:p>
@@ -116,7 +116,7 @@
           <w:sz w:val="21"/>
           <w:szCs w:val="21"/>
         </w:rPr>
-        <w:t>• من 59 شريحة إلى 165: الوحدات الثماني كما هي، وملحق مرجعي من 14 شريحة في آخر العرض.</w:t>
+        <w:t>• مقياس خط واحد للعرض كله: العناوين 30 نقطة، والنص الأساسي 18 إلى 20 نقطة، والجداول والنماذج 16 نقطة فأكثر، والمصادر والتذييلات وتسميات النماذج 12 نقطة. والعبارة المفتاحية القصيرة وحدها قد تكبر.</w:t>
       </w:r>
     </w:p>
     <w:p>
@@ -133,7 +133,7 @@
           <w:sz w:val="21"/>
           <w:szCs w:val="21"/>
         </w:rPr>
-        <w:t>• كل موضوع يسير بالترتيب نفسه: شرح مبسط، ثم مثال محلول، ثم تمرين «توقف وطبّق»، ثم إجابة نموذجية مع سببها وأخطائها الشائعة.</w:t>
+        <w:t>• نص القراءة (المتن والجداول والنماذج) بوسيط 18 نقطة في PowerPoint:‏ 66% منه 18 نقطة فأكثر، و96% منه 16 نقطة فأكثر، و4% أصغر من 16 نقطة. والمصادر والتذييلات وتسميات النماذج 12 إلى 13 نقطة، والعناوين 30 نقطة.</w:t>
       </w:r>
     </w:p>
     <w:p>
@@ -150,21 +150,7 @@
           <w:sz w:val="21"/>
           <w:szCs w:val="21"/>
         </w:rPr>
-        <w:t>• شريحة النتائج تحدد ما يقدمه الكورس وما لا يقدمه: تأسيس لمهام أولى، لا تأهيل كامل لإدارة برنامج GRC ولا لتطبيق ECC كاملاً (الشريحة 2).</w:t>
-      </w:r>
-    </w:p>
-    <w:p>
-      <w:pPr>
-        <w:pStyle w:val="Heading2"/>
-        <w:bidi/>
-      </w:pPr>
-      <w:r>
-        <w:rPr>
-          <w:rFonts w:ascii="Arial" w:hAnsi="Arial" w:cs="Arial" w:eastAsia="Arial"/>
-          <w:b w:val="0"/>
-          <w:bCs w:val="0"/>
-        </w:rPr>
-        <w:t>الحالة العملية</w:t>
+        <w:t>• لم يُصغَّر نص لحشر محتوى. ما طال قُسّم أو نُقلت تفاصيله إلى ملاحظات المتحدث: الملاحظة في التطبيق 4 صارت شريحتين في المثال وفي الإجابة، وإجابات الأسئلة الأربعة على الأدلة اختُصرت على الشريحة وبقيت كاملة في الملاحظات والكراسة.</w:t>
       </w:r>
     </w:p>
     <w:p>
@@ -181,7 +167,7 @@
           <w:sz w:val="21"/>
           <w:szCs w:val="21"/>
         </w:rPr>
-        <w:t>• «رُفاد للخدمات اللوجستية»: شركة افتراضية في الرياض، نحو 200 موظف، بنظام موارد بشرية ورواتب سحابي، وبريد وملفات سحابية، وتطبيق تتبع، ومورد دعم تقني (الشريحتين 6 و7).</w:t>
+        <w:t>• ما بقي أصغر من 16 نقطة: تسميات المخططات (خلايا المصفوفة، وأوصاف المخطط التنظيمي، وأنظمة الحالة)، ونماذج السيرة ولينكدإن التي تحاكي حجم النص الحقيقي، والنظرة العامة على سجل المخاطر بأعمدته الثلاثة عشر (الشريحة 53)، وتليها ثلاث شرائح تكبّر أعمدته (الشرائح 54 إلى 56).</w:t>
       </w:r>
     </w:p>
     <w:p>
@@ -198,7 +184,21 @@
           <w:sz w:val="21"/>
           <w:szCs w:val="21"/>
         </w:rPr>
-        <w:t>• مذكور صراحة أن بياناتها وأسماءها وأدلتها افتراضية، وأنها تتبنى ECC-2:2024 ومصفوفة NFCRM طوعاً للحالة التدريبية، لا إلزاماً.</w:t>
+        <w:t>• في نافذة فيديو بعرض ثلث الشاشة يصبح نص 16 نقطة بارتفاع نحو 11 بكسل، فيُقرأ بصعوبة. لذلك تطلب ملاحظات المتحدث إيقاف الفيديو في التمارين، والكراسة فيها الأدلة كاملة جداول قابلة للقراءة.</w:t>
+      </w:r>
+    </w:p>
+    <w:p>
+      <w:pPr>
+        <w:pStyle w:val="Heading2"/>
+        <w:bidi/>
+      </w:pPr>
+      <w:r>
+        <w:rPr>
+          <w:rFonts w:ascii="Arial" w:hAnsi="Arial" w:cs="Arial" w:eastAsia="Arial"/>
+          <w:b w:val="0"/>
+          <w:bCs w:val="0"/>
+        </w:rPr>
+        <w:t>صناديق أقل وتكوين أوضح</w:t>
       </w:r>
     </w:p>
     <w:p>
@@ -215,21 +215,7 @@
           <w:sz w:val="21"/>
           <w:szCs w:val="21"/>
         </w:rPr>
-        <w:t>• الشركة نفسها في الأمثلة والتطبيقات الأربعة، ثم في ملف الأعمال والسيرة ولينكدإن والمقابلة، وتربطها شريحة السلسلة الكاملة (الشريحة 86).</w:t>
-      </w:r>
-    </w:p>
-    <w:p>
-      <w:pPr>
-        <w:pStyle w:val="Heading2"/>
-        <w:bidi/>
-      </w:pPr>
-      <w:r>
-        <w:rPr>
-          <w:rFonts w:ascii="Arial" w:hAnsi="Arial" w:cs="Arial" w:eastAsia="Arial"/>
-          <w:b w:val="0"/>
-          <w:bCs w:val="0"/>
-        </w:rPr>
-        <w:t>الحوكمة</w:t>
+        <w:t>• البطاقات النصية المتكررة استُبدلت بتخطيطات تناسب الفكرة: تدفق للمستويات الثلاثة، ومخطط تنظيمي للأدوار، وخطوات مرقمة، ومقارنات بخط علوي ملون بدل صندوق كامل، ونماذج عليها تعليقات مرقمة.</w:t>
       </w:r>
     </w:p>
     <w:p>
@@ -246,7 +232,21 @@
           <w:sz w:val="21"/>
           <w:szCs w:val="21"/>
         </w:rPr>
-        <w:t>• حوكمة وإدارة وتشغيل بمثال واحد وتمرين (الشرائح 19 إلى 21)، والأدوار الستة (الشريحة 22)، وما لا يفعله GRC (الشريحة 23).</w:t>
+        <w:t>• لكل شريحة نقطة تركيز واحدة. والشارات ثابتة: الوحدة، و«التطبيق N من 4»، ونوع الشريحة (مثال محلول، تمرين، إجابة نموذجية).</w:t>
+      </w:r>
+    </w:p>
+    <w:p>
+      <w:pPr>
+        <w:pStyle w:val="Heading2"/>
+        <w:bidi/>
+      </w:pPr>
+      <w:r>
+        <w:rPr>
+          <w:rFonts w:ascii="Arial" w:hAnsi="Arial" w:cs="Arial" w:eastAsia="Arial"/>
+          <w:b w:val="0"/>
+          <w:bCs w:val="0"/>
+        </w:rPr>
+        <w:t>نماذج بصرية تعليمية</w:t>
       </w:r>
     </w:p>
     <w:p>
@@ -263,21 +263,7 @@
           <w:sz w:val="21"/>
           <w:szCs w:val="21"/>
         </w:rPr>
-        <w:t>• هرم الوثائق محدث (الشريحة 25)، ودورة حياة السياسة بسبع مراحل (الشريحة 26)، وحروف RACI قبل المصفوفة (الشريحة 27).</w:t>
-      </w:r>
-    </w:p>
-    <w:p>
-      <w:pPr>
-        <w:pStyle w:val="Heading2"/>
-        <w:bidi/>
-      </w:pPr>
-      <w:r>
-        <w:rPr>
-          <w:rFonts w:ascii="Arial" w:hAnsi="Arial" w:cs="Arial" w:eastAsia="Arial"/>
-          <w:b w:val="0"/>
-          <w:bCs w:val="0"/>
-        </w:rPr>
-        <w:t>المخاطر</w:t>
+        <w:t>• الحوكمة: بند السياسة في صفحة وثيقة بتعليقات على المتطلب والمسؤول والتكرار والدليل (الشريحة 31)، والمعيار والإجراء للموضوع نفسه (الشريحتين 32 و33)، ومخطط المسؤوليات (الشريحة 22)، ومصفوفة RACI بحروف ملونة (الشريحة 30).</w:t>
       </w:r>
     </w:p>
     <w:p>
@@ -294,7 +280,7 @@
           <w:sz w:val="21"/>
           <w:szCs w:val="21"/>
         </w:rPr>
-        <w:t>• مثال الحاسوب وملفات الرواتب محفوظ ومطور: صياغة الخطر، ومبرر كل درجة، وصف كامل في السجل، والمتأصل والمتبقي بافتراضات مكتوبة (الشرائح 40 إلى 50).</w:t>
+        <w:t>• المخاطر: سجل مخاطر بشكل جدول بيانات ببيانات رُفاد، صف مكتمل ثم ثلاث شرائح تشرح أعمدته: الأصل ووصف الخطر، والضوابط والتقييم والمالك، والمعالجة والمتبقي والمتابعة (الشرائح 53 إلى 56). والمصفوفة بمحورين وعناوين أوضح (الشريحة 47).</w:t>
       </w:r>
     </w:p>
     <w:p>
@@ -311,7 +297,7 @@
           <w:sz w:val="21"/>
           <w:szCs w:val="21"/>
         </w:rPr>
-        <w:t>• انخفاض الخطر بعد الضابط ليس تلقائياً: مربوط بفاعلية الضابط وتغطيته، والأثر لا ينخفض بضابط يقلل الاحتمال فقط.</w:t>
+        <w:t>• الأدلة: لقطة إعداد التحقق، وسجل التغييرات، ومطابقة المعرّفات، وسجل الاتصالات بطريقة التحقق وتاريخ كل اتصال (الشرائح 76 إلى 79)، ولكل دليل الأسئلة الأربعة: ما الذي نراه؟ ماذا يثبت؟ ماذا لا يثبت؟ ما المطلوب إضافةً؟</w:t>
       </w:r>
     </w:p>
     <w:p>
@@ -328,7 +314,7 @@
           <w:sz w:val="21"/>
           <w:szCs w:val="21"/>
         </w:rPr>
-        <w:t>• الإطار الوطني لإدارة مخاطر الأمن السيبراني NFCRM-1:2025 بالاسم والإصدار من وثيقة الهيئة، والمصفوفة وأوصافها مأخوذة من الشكلين 4 و5 فيه (الشرائح 41 إلى 44).</w:t>
+        <w:t>• وفي حالة المتدرب: ملف مراجعة الصلاحيات واعتماده، وتذكرة الإزالة، وتصدير الحسابات النشطة مع قائمة المغادرين (الشرائح 83 إلى 85)، ثم الإجابة بالأسئلة الأربعة (الشرائح 88 إلى 90).</w:t>
       </w:r>
     </w:p>
     <w:p>
@@ -345,21 +331,7 @@
           <w:sz w:val="21"/>
           <w:szCs w:val="21"/>
         </w:rPr>
-        <w:t>• شهية المخاطر وحدود التحمل بمثالين، وتنبيه أن قبول الخطر داخلياً لا يلغي التزاماً نظامياً (الشريحتين 47 و48).</w:t>
-      </w:r>
-    </w:p>
-    <w:p>
-      <w:pPr>
-        <w:pStyle w:val="Heading2"/>
-        <w:bidi/>
-      </w:pPr>
-      <w:r>
-        <w:rPr>
-          <w:rFonts w:ascii="Arial" w:hAnsi="Arial" w:cs="Arial" w:eastAsia="Arial"/>
-          <w:b w:val="0"/>
-          <w:bCs w:val="0"/>
-        </w:rPr>
-        <w:t>الامتثال</w:t>
+        <w:t>• الملاحظة وخطة التصحيح: ملاحظة مكتملة في نموذج وثيقة (الشريحتين 95 و96)، ومتتبع إجراءات بالإجراء والمالك والموعد والحالة ودليل الإغلاق، والإجراءات مجموعة تحت شريطين ملونين: «معالجة الحالة» و«منع التكرار» (الشريحتين 94 و97).</w:t>
       </w:r>
     </w:p>
     <w:p>
@@ -376,7 +348,7 @@
           <w:sz w:val="21"/>
           <w:szCs w:val="21"/>
         </w:rPr>
-        <w:t>• المتطلب والضابط والدليل والنتيجة (الشريحة 61)، والنطاق والانطباق قبل طلب الأدلة (الشريحة 62).</w:t>
+        <w:t>• السيرة ولينكدإن: كل نموذج على شريحتين، وكل جزء مشروح بحجم مقروء (الشريحتين 146 و147، والشريحتين 155 و156).</w:t>
       </w:r>
     </w:p>
     <w:p>
@@ -393,7 +365,21 @@
           <w:sz w:val="21"/>
           <w:szCs w:val="21"/>
         </w:rPr>
-        <w:t>• ثلاثة مستويات: سياسة موجودة، وإعداد تقني، وتشغيل مستمر خلال الفترة (الشريحة 63).</w:t>
+        <w:t>• أضيفت 19 شريحة، فصار العرض 184 شريحة بدل 165. المحتوى والتسلسل والتطبيقات كما هي.</w:t>
+      </w:r>
+    </w:p>
+    <w:p>
+      <w:pPr>
+        <w:pStyle w:val="Heading2"/>
+        <w:bidi/>
+      </w:pPr>
+      <w:r>
+        <w:rPr>
+          <w:rFonts w:ascii="Arial" w:hAnsi="Arial" w:cs="Arial" w:eastAsia="Arial"/>
+          <w:b w:val="0"/>
+          <w:bCs w:val="0"/>
+        </w:rPr>
+        <w:t>قواعد النماذج والصور</w:t>
       </w:r>
     </w:p>
     <w:p>
@@ -410,7 +396,7 @@
           <w:sz w:val="21"/>
           <w:szCs w:val="21"/>
         </w:rPr>
-        <w:t>• لا ترتيب ثابت لقوة الأدلة: الكفاية تعتمد على هدف الفحص والمصدر والتغطية، والعينة لا تُعمم بلا مبرر (الشريحتين 64 و65).</w:t>
+        <w:t>• كل نموذج يحمل عبارة «نموذج تعليمي · بيانات افتراضية»، وواجهات الأنظمة عامة بلا اسم منتج ولا شعار، فلا يبدو أي منها لقطة من منصة تجارية.</w:t>
       </w:r>
     </w:p>
     <w:p>
@@ -427,7 +413,7 @@
           <w:sz w:val="21"/>
           <w:szCs w:val="21"/>
         </w:rPr>
-        <w:t>• تقييم ضابط كامل بعناصره الثمانية ومقياس النتيجة (الشريحتين 66 و67)، والسبب لا يُكتب قبل التحقق منه.</w:t>
+        <w:t>• لا صور مولدة ولا لقطات شاشة خارجية: كل النماذج والجداول والمخططات عناصر قابلة للتحرير في PowerPoint، لذلك لا توجد صور خارجية تحتاج روابط مصدر.</w:t>
       </w:r>
     </w:p>
     <w:p>
@@ -441,7 +427,7 @@
           <w:b w:val="0"/>
           <w:bCs w:val="0"/>
         </w:rPr>
-        <w:t>التطبيقات الأربعة (بدل الشريحة 41 القديمة)</w:t>
+        <w:t>تصحيح مثال التحقق متعدد العوامل (التطبيق 3)</w:t>
       </w:r>
     </w:p>
     <w:p>
@@ -458,7 +444,7 @@
           <w:sz w:val="21"/>
           <w:szCs w:val="21"/>
         </w:rPr>
-        <w:t>• التطبيق 1، المسؤوليات وبند السياسة: الشرائح 29 إلى 36.</w:t>
+        <w:t>• لم يعد المثال يستنتج من فرق العدد بين 41 و38. الدليل د4 صار قائمتين بالمعرّفات مطابقتين حساباً حساباً (الشريحة 78)، والدليل د6 الجديد مستخرج من سجل الاتصالات يبين طريقة التحقق وتاريخ كل اتصال للحسابات الثلاثة (الشريحة 79).</w:t>
       </w:r>
     </w:p>
     <w:p>
@@ -475,7 +461,7 @@
           <w:sz w:val="21"/>
           <w:szCs w:val="21"/>
         </w:rPr>
-        <w:t>• التطبيق 2، كتابة خطر وتقييمه ومعالجته: المثال في الشرائح 40 إلى 50، والحالة في الشرائح 51 إلى 56.</w:t>
+        <w:t>• سجل التغييرات (د3) يبين تفعيل الإلزام في 10 مارس الساعة 09:42، وإنشاء سياسة استثناء VPN-Legacy بعده بدقائق لثلاثة حسابات (الشريحة 77).</w:t>
       </w:r>
     </w:p>
     <w:p>
@@ -492,7 +478,7 @@
           <w:sz w:val="21"/>
           <w:szCs w:val="21"/>
         </w:rPr>
-        <w:t>• التطبيق 3، فحص أدلة ضابط وتحديد النتيجة: الشرائح 68 إلى 76.</w:t>
+        <w:t>• حُدّثت الشرائح المتأثرة: أسئلة الفحص والنتيجة (الشريحة 80)، والملاحظة F-03 وسببها (الشريحتين 95 و96)، وخطة التصحيح، وملاحظات المتحدث، والكراسة والإجابات.</w:t>
       </w:r>
     </w:p>
     <w:p>
@@ -509,7 +495,21 @@
           <w:sz w:val="21"/>
           <w:szCs w:val="21"/>
         </w:rPr>
-        <w:t>• التطبيق 4، الملاحظة وخطة التصحيح: الشرائح 77 إلى 85.</w:t>
+        <w:t>• وصُحح استنتاج مشابه في إجابة الدليل د5: غياب موظف من مقتطف من 5 صفوف لا يعني أن حسابه أُلغي (الشريحة 90).</w:t>
+      </w:r>
+    </w:p>
+    <w:p>
+      <w:pPr>
+        <w:pStyle w:val="Heading2"/>
+        <w:bidi/>
+      </w:pPr>
+      <w:r>
+        <w:rPr>
+          <w:rFonts w:ascii="Arial" w:hAnsi="Arial" w:cs="Arial" w:eastAsia="Arial"/>
+          <w:b w:val="0"/>
+          <w:bCs w:val="0"/>
+        </w:rPr>
+        <w:t>بيانات تدريبية أضيفت (كلها افتراضية)</w:t>
       </w:r>
     </w:p>
     <w:p>
@@ -526,21 +526,7 @@
           <w:sz w:val="21"/>
           <w:szCs w:val="21"/>
         </w:rPr>
-        <w:t>• لكل تطبيق: مثال محلول كامل، ثم حالة مشابهة ببياناتها، وتعليمات، ونموذج يعبأ، وإجابة بأسبابها، وأخطاء شائعة. والمشروع الأكبر في الوحدة 5 امتداد لها.</w:t>
-      </w:r>
-    </w:p>
-    <w:p>
-      <w:pPr>
-        <w:pStyle w:val="Heading2"/>
-        <w:bidi/>
-      </w:pPr>
-      <w:r>
-        <w:rPr>
-          <w:rFonts w:ascii="Arial" w:hAnsi="Arial" w:cs="Arial" w:eastAsia="Arial"/>
-          <w:b w:val="0"/>
-          <w:bCs w:val="0"/>
-        </w:rPr>
-        <w:t>الشهادات</w:t>
+        <w:t>• التحقق متعدد العوامل: شاشة السياسة بتاريخ 5 يوليو، وسجل تغييرات من 4 أسطر (18 فبراير و10 مارس)، ومطابقة المعرّفات، وسجل اتصالات من 6 أسطر، وعدد اتصالات الحسابات الثلاثة: 9 و6 و14، أي 29.</w:t>
       </w:r>
     </w:p>
     <w:p>
@@ -557,7 +543,7 @@
           <w:sz w:val="21"/>
           <w:szCs w:val="21"/>
         </w:rPr>
-        <w:t>• كل شهادة تجيب عن أربعة أسئلة: لمن؟ ماذا تعلّم؟ هل تشترط خبرة؟ متى تدرسها؟ والرسوم والتجديد وأعداد الأسئلة في الملحق بمصادرها وتاريخ التحقق.</w:t>
+        <w:t>• صلاحيات نظام الرواتب: مقتطف من ملف المراجعة (6 من 214، واعتماد 8 أبريل)، والتذكرة REQ-2026-0418 (فُتحت 8 أبريل وأُغلقت 20 مايو)، ومقتطف تصدير 2 يوليو (5 من 221)، والمغادرون الثلاثة في مايو بتواريخهم.</w:t>
       </w:r>
     </w:p>
     <w:p>
@@ -574,7 +560,7 @@
           <w:sz w:val="21"/>
           <w:szCs w:val="21"/>
         </w:rPr>
-        <w:t>• CIPP/E (التركيز الأوروبي) منفصلة عن CIPM (إدارة برنامج الخصوصية)، ولـ CIPP ستة تركيزات إقليمية (الشريحتين 112 و113).</w:t>
+        <w:t>• رموز الوثائق POL-AC-01 وSTD-AC-01 وPRC-AC-03، ورقما الملاحظتين F-03 وF-04.</w:t>
       </w:r>
     </w:p>
     <w:p>
@@ -591,7 +577,21 @@
           <w:sz w:val="21"/>
           <w:szCs w:val="21"/>
         </w:rPr>
-        <w:t>• CISM: المخطط الجديد من 3 نوفمبر 2026 بأوزان 18% و20% و33% و29% وفق إعلان ISACA (الشريحة 110).</w:t>
+        <w:t>• كلها متسقة مع أرقام الحالة السابقة: 214 حساباً، و12 للإزالة، و9 أزيلت حتى 12 أبريل و3 في 20 مايو، و221 حساباً نشطاً في 2 يوليو، و38 عضواً و41 متصلاً.</w:t>
+      </w:r>
+    </w:p>
+    <w:p>
+      <w:pPr>
+        <w:pStyle w:val="Heading2"/>
+        <w:bidi/>
+      </w:pPr>
+      <w:r>
+        <w:rPr>
+          <w:rFonts w:ascii="Arial" w:hAnsi="Arial" w:cs="Arial" w:eastAsia="Arial"/>
+          <w:b w:val="0"/>
+          <w:bCs w:val="0"/>
+        </w:rPr>
+        <w:t>الشرائح 69 و70 و72 و108 وصفحات الروابط</w:t>
       </w:r>
     </w:p>
     <w:p>
@@ -608,7 +608,7 @@
           <w:sz w:val="21"/>
           <w:szCs w:val="21"/>
         </w:rPr>
-        <w:t>• NIST Tiers: صرامة ممارسات حوكمة المخاطر وإدارتها وفق SP ‏1302، لا درجة نضج لكل ضابط (الشريحة 94).</w:t>
+        <w:t>• أرقامها تغيرت بعد الإضافات. هي الآن: الأدلة المستلمة في المثال (الشريحة 75)، والفحص والنتيجة (الشريحة 80)، وأدلة المتدرب (الشريحة 82)، وشهادات ISO من الاختبار إلى اللقب (الشريحة 126)، وصفحات الروابط (الشرائح 181 إلى 183).</w:t>
       </w:r>
     </w:p>
     <w:p>
@@ -625,7 +625,7 @@
           <w:sz w:val="21"/>
           <w:szCs w:val="21"/>
         </w:rPr>
-        <w:t>• اللغات لكل اختبار على حدة، والفرق بين لغة التدريب ولغة الاختبار (الشريحة 116، والتفاصيل في الشريحتين 158 و159).</w:t>
+        <w:t>• لم يظهر فيها تداخل حين عُرضت في مشغّل العرض نفسه ولا في Chromium. السبب الأرجح لما ظهر عندك: خط بديل حين لا يكون الخطان مثبتين، أو نص يلتف سطراً إضافياً في PowerPoint فيدخل في ما تحته، لأن مربعات النص في PowerPoint لا تدفع ما بعدها كما في المتصفح.</w:t>
       </w:r>
     </w:p>
     <w:p>
@@ -642,7 +642,7 @@
           <w:sz w:val="21"/>
           <w:szCs w:val="21"/>
         </w:rPr>
-        <w:t>• ISO ‏27001: منفذ أم مدقق، ثم إتمام التدريب والاختبار واللقب ومتطلبات الجهة المانحة (الشرائح 106 إلى 108).</w:t>
+        <w:t>• فحصنا ملف PowerPoint نفسه بعد تحويله إلى PDF، مقارنة مربعاً مربعاً بالعرض الأصلي، فوجد تداخلين من هذا النوع وأصلحناهما: سؤالا الحوكمة والمخاطر (الشريحة 9)، وسؤال «مطبق» (الشريحة 69). وبقي فرق صغير في ارتفاع صفوف بعض الجداول (9 إلى 27 بكسل في الشرائح 15 و20 و30 و37 و86 و136) لا يسبب تداخلاً.</w:t>
       </w:r>
     </w:p>
     <w:p>
@@ -659,21 +659,7 @@
           <w:sz w:val="21"/>
           <w:szCs w:val="21"/>
         </w:rPr>
-        <w:t>• نصائح ATS معدلة: الأنظمة تختلف، ولا يوجد تنسيق مرفوض حتماً (الشريحة 130).</w:t>
-      </w:r>
-    </w:p>
-    <w:p>
-      <w:pPr>
-        <w:pStyle w:val="Heading2"/>
-        <w:bidi/>
-      </w:pPr>
-      <w:r>
-        <w:rPr>
-          <w:rFonts w:ascii="Arial" w:hAnsi="Arial" w:cs="Arial" w:eastAsia="Arial"/>
-          <w:b w:val="0"/>
-          <w:bCs w:val="0"/>
-        </w:rPr>
-        <w:t>التصميم</w:t>
+        <w:t>• وفحصناه مرة ثانية بعد إخفاء الخطين عن الجهاز، فاستبدل بهما LibreOffice خطوطاً أعرض. ظهرت عندها تداخلات في عناصر قصيرة: أسماء الوظائف في لينكدإن (الشريحة 160)، والمهارات (الشريحة 156)، والأرقام في الشريحة 110 والشريحة 164. فاستبدلنا بالأزرار الصغيرة نصاً يلتف بحرية، وأعطينا الأرقام خانات أعرض. وبقي رأس ملف لينكدإن (الشريحة 155) يتزاحم مع الخط البديل لأنه يحاكي مقاس الصفحة الحقيقية. الخلاصة: ثبّت الخطين قبل فتح الملف أو عرضه.</w:t>
       </w:r>
     </w:p>
     <w:p>
@@ -690,7 +676,21 @@
           <w:sz w:val="21"/>
           <w:szCs w:val="21"/>
         </w:rPr>
-        <w:t>• الألوان الأساسية محفوظة (الكحلي والكريمي والأخضر المائل للزرقة والكهرماني)، مع خطّي Readex Pro للعناوين وIBM Plex Sans Arabic للنص.</w:t>
+        <w:t>• عُرضت كل الشرائح في مشغّل العرض بدقة 1920×1080 وروجعت بصرياً. وما أصلحناه: كلمات انكسرت في منتصفها (R-07، والاحتمال، وISACA، ومفتوح)، وأعمدة فارغة في نماذج الجداول، وأسهم وأشرطة في غير موضعها، واتجاه «Security+» و«IT Audit Fund.» داخل النص العربي.</w:t>
+      </w:r>
+    </w:p>
+    <w:p>
+      <w:pPr>
+        <w:pStyle w:val="Heading2"/>
+        <w:bidi/>
+      </w:pPr>
+      <w:r>
+        <w:rPr>
+          <w:rFonts w:ascii="Arial" w:hAnsi="Arial" w:cs="Arial" w:eastAsia="Arial"/>
+          <w:b w:val="0"/>
+          <w:bCs w:val="0"/>
+        </w:rPr>
+        <w:t>ملاحظات المتحدث</w:t>
       </w:r>
     </w:p>
     <w:p>
@@ -707,7 +707,7 @@
           <w:sz w:val="21"/>
           <w:szCs w:val="21"/>
         </w:rPr>
-        <w:t>• النص الأساسي بوسيط 19 نقطة في ملف PowerPoint:‏ 68% منه 18 نقطة فأكثر، و41% منه 20 نقطة فأكثر. الأصغر من 16 نقطة 11% فقط، وأغلبه نماذج السيرة ولينكدإن والمصفوفة وحقول النماذج. والعناوين 30 نقطة.</w:t>
+        <w:t>• كُتبت من جديد لكل شريحة تغير شكلها، وتشرح ما يظهر عليها بالترتيب نفسه: من أي جزء يبدأ النظر، وماذا يعني كل تعليق مرقم.</w:t>
       </w:r>
     </w:p>
     <w:p>
@@ -724,106 +724,7 @@
           <w:sz w:val="21"/>
           <w:szCs w:val="21"/>
         </w:rPr>
-        <w:t>• الشرائح المزدحمة قُسّمت بدل تصغير الخط، وتنوعت القوالب: جداول، وخطوات، ومقارنات، ونماذج مكتملة، ونماذج سيرة ولينكدإن.</w:t>
-      </w:r>
-    </w:p>
-    <w:p>
-      <w:pPr>
-        <w:bidi/>
-        <w:spacing w:after="60"/>
-        <w:ind w:right="283" w:hanging="255"/>
-      </w:pPr>
-      <w:r>
-        <w:rPr>
-          <w:rFonts w:ascii="Arial" w:hAnsi="Arial" w:cs="Arial" w:eastAsia="Arial"/>
-          <w:b w:val="0"/>
-          <w:bCs w:val="0"/>
-          <w:sz w:val="21"/>
-          <w:szCs w:val="21"/>
-        </w:rPr>
-        <w:t>• كل النصوص والجداول والنماذج قابلة للتحرير في PowerPoint، والروابط قابلة للنقر.</w:t>
-      </w:r>
-    </w:p>
-    <w:p>
-      <w:pPr>
-        <w:bidi/>
-        <w:spacing w:after="60"/>
-        <w:ind w:right="283" w:hanging="255"/>
-      </w:pPr>
-      <w:r>
-        <w:rPr>
-          <w:rFonts w:ascii="Arial" w:hAnsi="Arial" w:cs="Arial" w:eastAsia="Arial"/>
-          <w:b w:val="0"/>
-          <w:bCs w:val="0"/>
-          <w:sz w:val="21"/>
-          <w:szCs w:val="21"/>
-        </w:rPr>
-        <w:t>• الشعارات الرسمية لم تُدرج، وأسماء الجهات والشهادات مكتوبة نصاً. السبب في قسم «قرار الشعارات» أدناه.</w:t>
-      </w:r>
-    </w:p>
-    <w:p>
-      <w:pPr>
-        <w:pStyle w:val="Heading2"/>
-        <w:bidi/>
-      </w:pPr>
-      <w:r>
-        <w:rPr>
-          <w:rFonts w:ascii="Arial" w:hAnsi="Arial" w:cs="Arial" w:eastAsia="Arial"/>
-          <w:b w:val="0"/>
-          <w:bCs w:val="0"/>
-        </w:rPr>
-        <w:t>ملاحظات المتحدث والمصادر</w:t>
-      </w:r>
-    </w:p>
-    <w:p>
-      <w:pPr>
-        <w:bidi/>
-        <w:spacing w:after="60"/>
-        <w:ind w:right="283" w:hanging="255"/>
-      </w:pPr>
-      <w:r>
-        <w:rPr>
-          <w:rFonts w:ascii="Arial" w:hAnsi="Arial" w:cs="Arial" w:eastAsia="Arial"/>
-          <w:b w:val="0"/>
-          <w:bCs w:val="0"/>
-          <w:sz w:val="21"/>
-          <w:szCs w:val="21"/>
-        </w:rPr>
-        <w:t>• ملاحظات كل شريحة أعيدت كتابتها بعربية مناسبة للإلقاء والتحويل إلى صوت، مع انتقالات بين الأفكار.</w:t>
-      </w:r>
-    </w:p>
-    <w:p>
-      <w:pPr>
-        <w:bidi/>
-        <w:spacing w:after="60"/>
-        <w:ind w:right="283" w:hanging="255"/>
-      </w:pPr>
-      <w:r>
-        <w:rPr>
-          <w:rFonts w:ascii="Arial" w:hAnsi="Arial" w:cs="Arial" w:eastAsia="Arial"/>
-          <w:b w:val="0"/>
-          <w:bCs w:val="0"/>
-          <w:sz w:val="21"/>
-          <w:szCs w:val="21"/>
-        </w:rPr>
-        <w:t>• شرائح التمارين تقول متى توقف الفيديو ومدة التمرين ومتى تكمل للإجابة.</w:t>
-      </w:r>
-    </w:p>
-    <w:p>
-      <w:pPr>
-        <w:bidi/>
-        <w:spacing w:after="60"/>
-        <w:ind w:right="283" w:hanging="255"/>
-      </w:pPr>
-      <w:r>
-        <w:rPr>
-          <w:rFonts w:ascii="Arial" w:hAnsi="Arial" w:cs="Arial" w:eastAsia="Arial"/>
-          <w:b w:val="0"/>
-          <w:bCs w:val="0"/>
-          <w:sz w:val="21"/>
-          <w:szCs w:val="21"/>
-        </w:rPr>
-        <w:t>• مصادر كل شريحة فنية أو تنظيمية في ملاحظاتها، وصفحات موارد بروابط قابلة للنقر (الشرائح 162 إلى 164).</w:t>
+        <w:t>• ملاحظات شرائح الأدلة تقول صراحة إن الواجهة نموذج تعليمي، لا لقطة من منتج حقيقي.</w:t>
       </w:r>
     </w:p>
     <w:p>
@@ -852,7 +753,7 @@
           <w:sz w:val="21"/>
           <w:szCs w:val="21"/>
         </w:rPr>
-        <w:t>لم نُدرج الشعارات الرسمية في هذه النسخة، وكتبنا أسماء الجهات والشهادات نصاً. سياسات أصحابها تقيد استخدامها: ISO تمنع استخدام اسمها وشعارها خارج الحالات المرخصة، وعلامات ISC‏2 مخصصة للحاصلين على شهاداتها وتحتاج طلباً مكتوباً لغير ذلك، وأصول علامة ISACA تحتاج موافقة، وشعار NIST يتبع سياسة وزارة التجارة الأمريكية التي تشترط الإذن. والكورس منتج تجاري غير معتمد من أي منها. إن حصلت على إذن مكتوب من جهة ما، يمكن إضافة شعارها الأصلي من مصدرها الرسمي.</w:t>
+        <w:t>لم نُدرج الشعارات في هذه النسخة أيضاً، ولم نولّد أي شعار. الشعارات الأصلية لا تُستخدم إلا بإذن أصحابها: ISO تمنع استخدام اسمها وشعارها خارج الحالات المرخصة، وعلامات ISC‏2 مخصصة للحاصلين على شهاداتها وتحتاج طلباً مكتوباً لغير ذلك، وأصول علامة ISACA تحتاج موافقة، وشعار NIST يتبع سياسة وزارة التجارة الأمريكية التي تشترط الإذن. والكورس منتج تجاري غير معتمد من أي منها، والشعار على شريحة قد يوحي باعتماد غير موجود. إن كان لديك إذن مكتوب من جهة ما، تضاف شعاراتها الأصلية من مصدرها الرسمي ويوثق المصدر في الملاحظات.</w:t>
       </w:r>
     </w:p>
     <w:p>
@@ -881,7 +782,7 @@
           <w:sz w:val="21"/>
           <w:szCs w:val="21"/>
         </w:rPr>
-        <w:t>كل المعلومات المتغيرة متحقق منها في 27 أكتوبر 2026، وتاريخ التحقق مكتوب في الملاحظات والملحق. حين تحدّث رقماً حدّث التاريخ معه.</w:t>
+        <w:t>كل المعلومات المتغيرة متحقق منها في 27 أكتوبر 2026، وتاريخ التحقق مكتوب في الملاحظات والملحق. هذه النسخة لم تغير أي رقم منها. حين تحدّث رقماً حدّث التاريخ معه.</w:t>
       </w:r>
     </w:p>
     <w:tbl>
@@ -1039,7 +940,7 @@
                 <w:sz w:val="20"/>
                 <w:szCs w:val="20"/>
               </w:rPr>
-              <w:t>الشريحتين 155 و156</w:t>
+              <w:t>الشريحتين 174 و175</w:t>
             </w:r>
           </w:p>
         </w:tc>
@@ -1110,7 +1011,7 @@
                 <w:sz w:val="20"/>
                 <w:szCs w:val="20"/>
               </w:rPr>
-              <w:t>الشريحتين 110 و157</w:t>
+              <w:t>الشريحتين 128 و176</w:t>
             </w:r>
           </w:p>
         </w:tc>
@@ -1181,7 +1082,7 @@
                 <w:sz w:val="20"/>
                 <w:szCs w:val="20"/>
               </w:rPr>
-              <w:t>الشرائح 116، 158، 159</w:t>
+              <w:t>الشرائح 134، 177، 178</w:t>
             </w:r>
           </w:p>
         </w:tc>
@@ -1252,7 +1153,7 @@
                 <w:sz w:val="20"/>
                 <w:szCs w:val="20"/>
               </w:rPr>
-              <w:t>الشرائح 95، 96، 160، 161</w:t>
+              <w:t>الشرائح 113، 114، 179، 180</w:t>
             </w:r>
           </w:p>
         </w:tc>
@@ -1323,7 +1224,7 @@
                 <w:sz w:val="20"/>
                 <w:szCs w:val="20"/>
               </w:rPr>
-              <w:t>الشرائح 41 إلى 44</w:t>
+              <w:t>الشرائح 44 إلى 47</w:t>
             </w:r>
           </w:p>
         </w:tc>
@@ -1394,7 +1295,7 @@
                 <w:sz w:val="20"/>
                 <w:szCs w:val="20"/>
               </w:rPr>
-              <w:t>الشرائح 89 إلى 94</w:t>
+              <w:t>الشرائح 107 إلى 112</w:t>
             </w:r>
           </w:p>
         </w:tc>
@@ -1465,7 +1366,7 @@
                 <w:sz w:val="20"/>
                 <w:szCs w:val="20"/>
               </w:rPr>
-              <w:t>الشريحة 59</w:t>
+              <w:t>الشريحة 65</w:t>
             </w:r>
           </w:p>
         </w:tc>
@@ -1536,7 +1437,7 @@
                 <w:sz w:val="20"/>
                 <w:szCs w:val="20"/>
               </w:rPr>
-              <w:t>الشريحتين 137 و141</w:t>
+              <w:t>الشريحتين 155 و160</w:t>
             </w:r>
           </w:p>
         </w:tc>
@@ -1691,7 +1592,7 @@
           <w:sz w:val="21"/>
           <w:szCs w:val="21"/>
         </w:rPr>
-        <w:t>• كيف_تبدأ_في_GRC.pptx: العرض القابل للتحرير مع ملاحظات المتحدث. يحتاج الخطين في مجلد fonts مثبتين على الجهاز.</w:t>
+        <w:t>• 01_العرض/كيف_تبدأ_في_GRC.pptx: العرض القابل للتحرير، 184 شريحة، مع ملاحظات المتحدث والمصادر. يحتاج الخطين في 03_الخطوط مثبتين على الجهاز.</w:t>
       </w:r>
     </w:p>
     <w:p>
@@ -1708,7 +1609,7 @@
           <w:sz w:val="21"/>
           <w:szCs w:val="21"/>
         </w:rPr>
-        <w:t>• كيف_تبدأ_في_GRC.pdf: نسخة PDF للمراجعة.</w:t>
+        <w:t>• 01_العرض/كيف_تبدأ_في_GRC.pdf: نسخة PDF للمراجعة.</w:t>
       </w:r>
     </w:p>
     <w:p>
@@ -1725,7 +1626,7 @@
           <w:sz w:val="21"/>
           <w:szCs w:val="21"/>
         </w:rPr>
-        <w:t>• كراسة_التمارين_كيف_تبدأ_في_GRC.docx:‏ 12 تمريناً بترتيب العرض، منها التطبيقات الأربعة بنماذج تعبأ.</w:t>
+        <w:t>• 02_الكراسة_والإجابات: كراسة التمارين (12 تمريناً، منها التطبيقات الأربعة بنماذج تعبأ ومقتطفات الأدلة جداول)، والإجابات النموذجية وطريقة الحل (ومنها جدول الأسئلة الأربعة للأدلة)، بصيغتي Word وPDF.</w:t>
       </w:r>
     </w:p>
     <w:p>
@@ -1742,7 +1643,7 @@
           <w:sz w:val="21"/>
           <w:szCs w:val="21"/>
         </w:rPr>
-        <w:t>• الإجابات_النموذجية_وطريقة_الحل.docx: لكل تمرين الطريقة والإجابة والسبب والأخطاء الشائعة وما يُقبل من اختلاف.</w:t>
+        <w:t>• ملخص_التغييرات_والتحديث_الدوري.docx: هذا الملخص.</w:t>
       </w:r>
     </w:p>
     <w:sectPr>

--- a/GRC_Beginner_Course/ملخص_التغييرات_والتحديث_الدوري.docx
+++ b/GRC_Beginner_Course/ملخص_التغييرات_والتحديث_الدوري.docx
@@ -53,7 +53,7 @@
           <w:sz w:val="24"/>
           <w:szCs w:val="24"/>
         </w:rPr>
-        <w:t>كيف تبدأ في GRC · النسخة 3: التصميم البصري · 27 أكتوبر 2026</w:t>
+        <w:t>كيف تبدأ في GRC · النسخة 4: الموضوعات التأسيسية · 27 أكتوبر 2026</w:t>
       </w:r>
     </w:p>
     <w:p>
@@ -85,7 +85,7 @@
           <w:b w:val="0"/>
           <w:bCs w:val="0"/>
         </w:rPr>
-        <w:t>أهم التغييرات في هذه النسخة</w:t>
+        <w:t>ما طُوِّر وما أُضيف في هذه النسخة</w:t>
       </w:r>
     </w:p>
     <w:p>
@@ -99,7 +99,7 @@
           <w:b w:val="0"/>
           <w:bCs w:val="0"/>
         </w:rPr>
-        <w:t>توازن الخط</w:t>
+        <w:t>ما أُضيف</w:t>
       </w:r>
     </w:p>
     <w:p>
@@ -116,7 +116,7 @@
           <w:sz w:val="21"/>
           <w:szCs w:val="21"/>
         </w:rPr>
-        <w:t>• مقياس خط واحد للعرض كله: العناوين 30 نقطة، والنص الأساسي 18 إلى 20 نقطة، والجداول والنماذج 16 نقطة فأكثر، والمصادر والتذييلات وتسميات النماذج 12 نقطة. والعبارة المفتاحية القصيرة وحدها قد تكبر.</w:t>
+        <w:t>• وحدة جديدة: الأساس التقني لمختص GRC (الشرائح 18 إلى 31). الهويات والصلاحيات (حساب عادي وإداري، المصادقة والتفويض، MFA وRBAC والحد الأدنى من الصلاحيات وفصل المهام)، والدليل المركزي بفكرته العامة، والشبكات والسجلات، والسحابة والمسؤولية المشتركة بأمثلة رُفاد، والحماية (الثغرات والتحديثات والتشفير والنسخ وDLP)، والتطبيقات والتغيير. كل مفهوم بأربعة أسئلة: ما هو؟ ما الخطر؟ ما الضابط؟ ما الدليل؟ بلا OSI ولا بروتوكولات ولا أوامر ولا إعداد منتجات. وتأتي بعد التعريف بالمجال وقبل المفاهيم والتطبيقات، فصارت الوحدات تسعاً.</w:t>
       </w:r>
     </w:p>
     <w:p>
@@ -133,7 +133,7 @@
           <w:sz w:val="21"/>
           <w:szCs w:val="21"/>
         </w:rPr>
-        <w:t>• نص القراءة (المتن والجداول والنماذج) بوسيط 18 نقطة في PowerPoint:‏ 66% منه 18 نقطة فأكثر، و96% منه 16 نقطة فأكثر، و4% أصغر من 16 نقطة. والمصادر والتذييلات وتسميات النماذج 12 إلى 13 نقطة، والعناوين 30 نقطة.</w:t>
+        <w:t>• GRC وأهداف العمل: أهداف رُفاد الأربعة، ومثال محلول من الهدف إلى الأصل والخطر والضابط والمالك والمؤشر وقرار الإدارة، وصياغة الأثر بلغة الأعمال، ثم تمرين وإجابة (الشرائح 70 إلى 73).</w:t>
       </w:r>
     </w:p>
     <w:p>
@@ -150,7 +150,7 @@
           <w:sz w:val="21"/>
           <w:szCs w:val="21"/>
         </w:rPr>
-        <w:t>• لم يُصغَّر نص لحشر محتوى. ما طال قُسّم أو نُقلت تفاصيله إلى ملاحظات المتحدث: الملاحظة في التطبيق 4 صارت شريحتين في المثال وفي الإجابة، وإجابات الأسئلة الأربعة على الأدلة اختُصرت على الشريحة وبقيت كاملة في الملاحظات والكراسة.</w:t>
+        <w:t>• التصميم والتنفيذ والتشغيل: ثلاث فجوات في مراجعة الصلاحيات، لكل منها حالة ودليل (المسؤولون مستثنون من المراجعة، ومعيار لم يبدأ تطبيقه، وربع سنة فائت)، ثم تمرين وإجابة (الشرائح 115 إلى 119).</w:t>
       </w:r>
     </w:p>
     <w:p>
@@ -167,7 +167,7 @@
           <w:sz w:val="21"/>
           <w:szCs w:val="21"/>
         </w:rPr>
-        <w:t>• ما بقي أصغر من 16 نقطة: تسميات المخططات (خلايا المصفوفة، وأوصاف المخطط التنظيمي، وأنظمة الحالة)، ونماذج السيرة ولينكدإن التي تحاكي حجم النص الحقيقي، والنظرة العامة على سجل المخاطر بأعمدته الثلاثة عشر (الشريحة 53)، وتليها ثلاث شرائح تكبّر أعمدته (الشرائح 54 إلى 56).</w:t>
+        <w:t>• المؤشرات والتقرير: KGI وKPI وKRI وKCI بالغرض لا كحدود ثابتة، وتعريف كل مؤشر بستة أسئلة (ما يقيسه، والحساب، والمصدر، والمالك، والدورية، وما يستدعي إجراءً)، وتقرير إدارة من صفحة واحدة معروض على شريحتين، ثم تمرين وإجابة، وأداة GRC تربط المتطلب بالضابط والدليل والخطر والملاحظة والإجراء (الشرائح 131 إلى 137).</w:t>
       </w:r>
     </w:p>
     <w:p>
@@ -184,21 +184,7 @@
           <w:sz w:val="21"/>
           <w:szCs w:val="21"/>
         </w:rPr>
-        <w:t>• في نافذة فيديو بعرض ثلث الشاشة يصبح نص 16 نقطة بارتفاع نحو 11 بكسل، فيُقرأ بصعوبة. لذلك تطلب ملاحظات المتحدث إيقاف الفيديو في التمارين، والكراسة فيها الأدلة كاملة جداول قابلة للقراءة.</w:t>
-      </w:r>
-    </w:p>
-    <w:p>
-      <w:pPr>
-        <w:pStyle w:val="Heading2"/>
-        <w:bidi/>
-      </w:pPr>
-      <w:r>
-        <w:rPr>
-          <w:rFonts w:ascii="Arial" w:hAnsi="Arial" w:cs="Arial" w:eastAsia="Arial"/>
-          <w:b w:val="0"/>
-          <w:bCs w:val="0"/>
-        </w:rPr>
-        <w:t>صناديق أقل وتكوين أوضح</w:t>
+        <w:t>• الأطر بثلاثة مستويات عمق (الشرائح 142 إلى 144): رئيسية (ECC وNFCRM وISO ‏27001 وNIST CSF)، وقطاعية وبيانات (SAMA CSF وPDPL وPCI DSS وGDPR)، وللتعريف (COBIT وCIS وNIST RMF وHIPAA وSOX). لكل مرجع نوعه وغرضه ونطاقه ولماذا تستخدمه الجهة. ومقارنتان: NIST CSF مقابل NIST RMF، وتقييم الفجوات مقابل تقييم النضج (الشريحة 149).</w:t>
       </w:r>
     </w:p>
     <w:p>
@@ -215,7 +201,7 @@
           <w:sz w:val="21"/>
           <w:szCs w:val="21"/>
         </w:rPr>
-        <w:t>• البطاقات النصية المتكررة استُبدلت بتخطيطات تناسب الفكرة: تدفق للمستويات الثلاثة، ومخطط تنظيمي للأدوار، وخطوات مرقمة، ومقارنات بخط علوي ملون بدل صندوق كامل، ونماذج عليها تعليقات مرقمة.</w:t>
+        <w:t>• المواءمة: مثال محلول ثم تمرين وإجابة بين ECC وISO ‏27001 وضابط داخلي ودليله، بحكم كلي أو جزئي، وتنبيه أن التشابه لا يثبت الالتزام (الشرائح 156 إلى 158).</w:t>
       </w:r>
     </w:p>
     <w:p>
@@ -232,21 +218,7 @@
           <w:sz w:val="21"/>
           <w:szCs w:val="21"/>
         </w:rPr>
-        <w:t>• لكل شريحة نقطة تركيز واحدة. والشارات ثابتة: الوحدة، و«التطبيق N من 4»، ونوع الشريحة (مثال محلول، تمرين، إجابة نموذجية).</w:t>
-      </w:r>
-    </w:p>
-    <w:p>
-      <w:pPr>
-        <w:pStyle w:val="Heading2"/>
-        <w:bidi/>
-      </w:pPr>
-      <w:r>
-        <w:rPr>
-          <w:rFonts w:ascii="Arial" w:hAnsi="Arial" w:cs="Arial" w:eastAsia="Arial"/>
-          <w:b w:val="0"/>
-          <w:bCs w:val="0"/>
-        </w:rPr>
-        <w:t>نماذج بصرية تعليمية</w:t>
+        <w:t>• اختبار قصير في نهاية كل وحدة (9 اختبارات، 33 سؤالاً). العرض يحدد موضع التوقف فقط، والأسئلة في الكراسة، والإجابات المفسرة مع سبب خطأ البدائل في ملف الإجابات.</w:t>
       </w:r>
     </w:p>
     <w:p>
@@ -263,7 +235,21 @@
           <w:sz w:val="21"/>
           <w:szCs w:val="21"/>
         </w:rPr>
-        <w:t>• الحوكمة: بند السياسة في صفحة وثيقة بتعليقات على المتطلب والمسؤول والتكرار والدليل (الشريحة 31)، والمعيار والإجراء للموضوع نفسه (الشريحتين 32 و33)، ومخطط المسؤوليات (الشريحة 22)، ومصفوفة RACI بحروف ملونة (الشريحة 30).</w:t>
+        <w:t>• تقييم ختامي عملي (الشريحة 215): حالة نسخ احتياطي لنظام الرواتب بأربعة أدلة. المطلوب: تحديد الخطر وتقييمه، واختيار ضابطين، وتقييم الأدلة ونوع كل فجوة، وكتابة ملاحظة وخطة تصحيح. والإجابة النموذجية فيها معايير التصحيح.</w:t>
+      </w:r>
+    </w:p>
+    <w:p>
+      <w:pPr>
+        <w:pStyle w:val="Heading2"/>
+        <w:bidi/>
+      </w:pPr>
+      <w:r>
+        <w:rPr>
+          <w:rFonts w:ascii="Arial" w:hAnsi="Arial" w:cs="Arial" w:eastAsia="Arial"/>
+          <w:b w:val="0"/>
+          <w:bCs w:val="0"/>
+        </w:rPr>
+        <w:t>ما طُوِّر دون تكرار</w:t>
       </w:r>
     </w:p>
     <w:p>
@@ -280,7 +266,7 @@
           <w:sz w:val="21"/>
           <w:szCs w:val="21"/>
         </w:rPr>
-        <w:t>• المخاطر: سجل مخاطر بشكل جدول بيانات ببيانات رُفاد، صف مكتمل ثم ثلاث شرائح تشرح أعمدته: الأصل ووصف الخطر، والضوابط والتقييم والمالك، والمعالجة والمتبقي والمتابعة (الشرائح 53 إلى 56). والمصفوفة بمحورين وعناوين أوضح (الشريحة 47).</w:t>
+        <w:t>• مكونات السياسة على سياسة واحدة كاملة: الغرض، والنطاق، والأدوار، والمتطلبات، والاستثناءات، والاعتماد والمراجعة (الشريحة 41).</w:t>
       </w:r>
     </w:p>
     <w:p>
@@ -297,7 +283,7 @@
           <w:sz w:val="21"/>
           <w:szCs w:val="21"/>
         </w:rPr>
-        <w:t>• الأدلة: لقطة إعداد التحقق، وسجل التغييرات، ومطابقة المعرّفات، وسجل الاتصالات بطريقة التحقق وتاريخ كل اتصال (الشرائح 76 إلى 79)، ولكل دليل الأسئلة الأربعة: ما الذي نراه؟ ماذا يثبت؟ ماذا لا يثبت؟ ما المطلوب إضافةً؟</w:t>
+        <w:t>• أمن العاملين: الانضمام وتغيير الدور والمغادرة، بأمثلة من رُفاد ودليل كل مرحلة (الشريحة 43).</w:t>
       </w:r>
     </w:p>
     <w:p>
@@ -314,7 +300,7 @@
           <w:sz w:val="21"/>
           <w:szCs w:val="21"/>
         </w:rPr>
-        <w:t>• وفي حالة المتدرب: ملف مراجعة الصلاحيات واعتماده، وتذكرة الإزالة، وتصدير الحسابات النشطة مع قائمة المغادرين (الشرائح 83 إلى 85)، ثم الإجابة بالأسئلة الأربعة (الشرائح 88 إلى 90).</w:t>
+        <w:t>• مخاطر الأطراف الخارجية صارت دورة من خمس مراحل: قبل التعاقد، والعقد، والوصول، والمتابعة، والإنهاء، وما ينقص سَنَد في كل مرحلة (الشريحة 84).</w:t>
       </w:r>
     </w:p>
     <w:p>
@@ -331,7 +317,7 @@
           <w:sz w:val="21"/>
           <w:szCs w:val="21"/>
         </w:rPr>
-        <w:t>• الملاحظة وخطة التصحيح: ملاحظة مكتملة في نموذج وثيقة (الشريحتين 95 و96)، ومتتبع إجراءات بالإجراء والمالك والموعد والحالة ودليل الإغلاق، والإجراءات مجموعة تحت شريطين ملونين: «معالجة الحالة» و«منع التكرار» (الشريحتين 94 و97).</w:t>
+        <w:t>• الفرق بين BIA وBCP وDRP والاستجابة للحوادث، وموضع RTO وRPO، وما يفعله GRC وما لا يفعله (الشريحة 86).</w:t>
       </w:r>
     </w:p>
     <w:p>
@@ -348,7 +334,7 @@
           <w:sz w:val="21"/>
           <w:szCs w:val="21"/>
         </w:rPr>
-        <w:t>• السيرة ولينكدإن: كل نموذج على شريحتين، وكل جزء مشروح بحجم مقروء (الشريحتين 146 و147، والشريحتين 155 و156).</w:t>
+        <w:t>• حالة رُفاد بقيت واحدة: الأرقام والأسماء والملاحظات F-03 وF-04 ومستويات الخطر متسقة بين الشرائح الجديدة والقديمة والكراسة.</w:t>
       </w:r>
     </w:p>
     <w:p>
@@ -365,7 +351,7 @@
           <w:sz w:val="21"/>
           <w:szCs w:val="21"/>
         </w:rPr>
-        <w:t>• أضيفت 19 شريحة، فصار العرض 184 شريحة بدل 165. المحتوى والتسلسل والتطبيقات كما هي.</w:t>
+        <w:t>• العرض الآن 231 شريحة بدل 184. الوحدات السابقة والتطبيقات الأربعة والشهادات والخطة والسيرة ولينكدإن والمقابلة باقية، وأُعيد ترقيم الوحدات وإحالات الشرائح.</w:t>
       </w:r>
     </w:p>
     <w:p>
@@ -379,7 +365,7 @@
           <w:b w:val="0"/>
           <w:bCs w:val="0"/>
         </w:rPr>
-        <w:t>قواعد النماذج والصور</w:t>
+        <w:t>ما لم يُضف عمداً</w:t>
       </w:r>
     </w:p>
     <w:p>
@@ -396,7 +382,21 @@
           <w:sz w:val="21"/>
           <w:szCs w:val="21"/>
         </w:rPr>
-        <w:t>• كل نموذج يحمل عبارة «نموذج تعليمي · بيانات افتراضية»، وواجهات الأنظمة عامة بلا اسم منتج ولا شعار، فلا يبدو أي منها لقطة من منصة تجارية.</w:t>
+        <w:t>• لم نضف تفاصيل RAID أو Homing أو SDN أو البرمجة أو تنفيذ الهجمات أو العينات الإحصائية أو SSAE، ولا تعمقاً في COBIT وCGEIT. الكورس لم يتحول إلى مسار تدقيق أو شبكات أو اختراق أو إدارة برنامج GRC.</w:t>
+      </w:r>
+    </w:p>
+    <w:p>
+      <w:pPr>
+        <w:pStyle w:val="Heading2"/>
+        <w:bidi/>
+      </w:pPr>
+      <w:r>
+        <w:rPr>
+          <w:rFonts w:ascii="Arial" w:hAnsi="Arial" w:cs="Arial" w:eastAsia="Arial"/>
+          <w:b w:val="0"/>
+          <w:bCs w:val="0"/>
+        </w:rPr>
+        <w:t>المصادر والتحقق</w:t>
       </w:r>
     </w:p>
     <w:p>
@@ -413,21 +413,7 @@
           <w:sz w:val="21"/>
           <w:szCs w:val="21"/>
         </w:rPr>
-        <w:t>• لا صور مولدة ولا لقطات شاشة خارجية: كل النماذج والجداول والمخططات عناصر قابلة للتحرير في PowerPoint، لذلك لا توجد صور خارجية تحتاج روابط مصدر.</w:t>
-      </w:r>
-    </w:p>
-    <w:p>
-      <w:pPr>
-        <w:pStyle w:val="Heading2"/>
-        <w:bidi/>
-      </w:pPr>
-      <w:r>
-        <w:rPr>
-          <w:rFonts w:ascii="Arial" w:hAnsi="Arial" w:cs="Arial" w:eastAsia="Arial"/>
-          <w:b w:val="0"/>
-          <w:bCs w:val="0"/>
-        </w:rPr>
-        <w:t>تصحيح مثال التحقق متعدد العوامل (التطبيق 3)</w:t>
+        <w:t>• نصوص ضوابط ECC المستشهد بها مأخوذة من الوثيقة الرسمية ECC-2:2024 وأرقامها في ملاحظات كل شريحة مع الرابط وتاريخ التحقق 27 أكتوبر 2026.</w:t>
       </w:r>
     </w:p>
     <w:p>
@@ -444,7 +430,7 @@
           <w:sz w:val="21"/>
           <w:szCs w:val="21"/>
         </w:rPr>
-        <w:t>• لم يعد المثال يستنتج من فرق العدد بين 41 و38. الدليل د4 صار قائمتين بالمعرّفات مطابقتين حساباً حساباً (الشريحة 78)، والدليل د6 الجديد مستخرج من سجل الاتصالات يبين طريقة التحقق وتاريخ كل اتصال للحسابات الثلاثة (الشريحة 79).</w:t>
+        <w:t>• نطاقات SAMA CSF وPCI DSS وGDPR وCIS Controls v‏8.1 وNIST RMF وNIST CSF من صفحاتها الرسمية، والروابط في الملاحظات.</w:t>
       </w:r>
     </w:p>
     <w:p>
@@ -461,7 +447,21 @@
           <w:sz w:val="21"/>
           <w:szCs w:val="21"/>
         </w:rPr>
-        <w:t>• سجل التغييرات (د3) يبين تفعيل الإلزام في 10 مارس الساعة 09:42، وإنشاء سياسة استثناء VPN-Legacy بعده بدقائق لثلاثة حسابات (الشريحة 77).</w:t>
+        <w:t>• المواءمات في الأمثلة تحكم بالتغطية الجزئية عمداً، ولا تدّعي مواءمة رسمية منشورة.</w:t>
+      </w:r>
+    </w:p>
+    <w:p>
+      <w:pPr>
+        <w:pStyle w:val="Heading2"/>
+        <w:bidi/>
+      </w:pPr>
+      <w:r>
+        <w:rPr>
+          <w:rFonts w:ascii="Arial" w:hAnsi="Arial" w:cs="Arial" w:eastAsia="Arial"/>
+          <w:b w:val="0"/>
+          <w:bCs w:val="0"/>
+        </w:rPr>
+        <w:t>الفحص قبل التسليم</w:t>
       </w:r>
     </w:p>
     <w:p>
@@ -478,7 +478,7 @@
           <w:sz w:val="21"/>
           <w:szCs w:val="21"/>
         </w:rPr>
-        <w:t>• حُدّثت الشرائح المتأثرة: أسئلة الفحص والنتيجة (الشريحة 80)، والملاحظة F-03 وسببها (الشريحتين 95 و96)، وخطة التصحيح، وملاحظات المتحدث، والكراسة والإجابات.</w:t>
+        <w:t>• عُرضت الشرائح الجديدة والمعدلة في مشغّل العرض وروجعت بصرياً. ما أصلحناه: أرقام ضوابط تنكسر في آخر السطر أو تنقلب بعد «و»، وجدول أداة GRC الذي كان يصغر، وعنوان التقييم الختامي الذي التف سطرين، وتقرير الإدارة الذي تجاوز حد الشريحة.</w:t>
       </w:r>
     </w:p>
     <w:p>
@@ -495,21 +495,7 @@
           <w:sz w:val="21"/>
           <w:szCs w:val="21"/>
         </w:rPr>
-        <w:t>• وصُحح استنتاج مشابه في إجابة الدليل د5: غياب موظف من مقتطف من 5 صفوف لا يعني أن حسابه أُلغي (الشريحة 90).</w:t>
-      </w:r>
-    </w:p>
-    <w:p>
-      <w:pPr>
-        <w:pStyle w:val="Heading2"/>
-        <w:bidi/>
-      </w:pPr>
-      <w:r>
-        <w:rPr>
-          <w:rFonts w:ascii="Arial" w:hAnsi="Arial" w:cs="Arial" w:eastAsia="Arial"/>
-          <w:b w:val="0"/>
-          <w:bCs w:val="0"/>
-        </w:rPr>
-        <w:t>بيانات تدريبية أضيفت (كلها افتراضية)</w:t>
+        <w:t>• ثم عُرضت الشرائح كلها (231) وروجعت، وتحققنا من إحالات أرقام الشرائح بعد إعادة الترقيم. وقورن ملف PowerPoint بالعرض مربعاً مربعاً: فروق صغيرة في ارتفاع صفوف بعض الجداول (9 شرائح، أغلبها قديمة) دون تداخل. وفُحص مرة أخرى بعد إخفاء الخطين فلم يظهر تداخل في الشرائح الجديدة.</w:t>
       </w:r>
     </w:p>
     <w:p>
@@ -526,205 +512,7 @@
           <w:sz w:val="21"/>
           <w:szCs w:val="21"/>
         </w:rPr>
-        <w:t>• التحقق متعدد العوامل: شاشة السياسة بتاريخ 5 يوليو، وسجل تغييرات من 4 أسطر (18 فبراير و10 مارس)، ومطابقة المعرّفات، وسجل اتصالات من 6 أسطر، وعدد اتصالات الحسابات الثلاثة: 9 و6 و14، أي 29.</w:t>
-      </w:r>
-    </w:p>
-    <w:p>
-      <w:pPr>
-        <w:bidi/>
-        <w:spacing w:after="60"/>
-        <w:ind w:right="283" w:hanging="255"/>
-      </w:pPr>
-      <w:r>
-        <w:rPr>
-          <w:rFonts w:ascii="Arial" w:hAnsi="Arial" w:cs="Arial" w:eastAsia="Arial"/>
-          <w:b w:val="0"/>
-          <w:bCs w:val="0"/>
-          <w:sz w:val="21"/>
-          <w:szCs w:val="21"/>
-        </w:rPr>
-        <w:t>• صلاحيات نظام الرواتب: مقتطف من ملف المراجعة (6 من 214، واعتماد 8 أبريل)، والتذكرة REQ-2026-0418 (فُتحت 8 أبريل وأُغلقت 20 مايو)، ومقتطف تصدير 2 يوليو (5 من 221)، والمغادرون الثلاثة في مايو بتواريخهم.</w:t>
-      </w:r>
-    </w:p>
-    <w:p>
-      <w:pPr>
-        <w:bidi/>
-        <w:spacing w:after="60"/>
-        <w:ind w:right="283" w:hanging="255"/>
-      </w:pPr>
-      <w:r>
-        <w:rPr>
-          <w:rFonts w:ascii="Arial" w:hAnsi="Arial" w:cs="Arial" w:eastAsia="Arial"/>
-          <w:b w:val="0"/>
-          <w:bCs w:val="0"/>
-          <w:sz w:val="21"/>
-          <w:szCs w:val="21"/>
-        </w:rPr>
-        <w:t>• رموز الوثائق POL-AC-01 وSTD-AC-01 وPRC-AC-03، ورقما الملاحظتين F-03 وF-04.</w:t>
-      </w:r>
-    </w:p>
-    <w:p>
-      <w:pPr>
-        <w:bidi/>
-        <w:spacing w:after="60"/>
-        <w:ind w:right="283" w:hanging="255"/>
-      </w:pPr>
-      <w:r>
-        <w:rPr>
-          <w:rFonts w:ascii="Arial" w:hAnsi="Arial" w:cs="Arial" w:eastAsia="Arial"/>
-          <w:b w:val="0"/>
-          <w:bCs w:val="0"/>
-          <w:sz w:val="21"/>
-          <w:szCs w:val="21"/>
-        </w:rPr>
-        <w:t>• كلها متسقة مع أرقام الحالة السابقة: 214 حساباً، و12 للإزالة، و9 أزيلت حتى 12 أبريل و3 في 20 مايو، و221 حساباً نشطاً في 2 يوليو، و38 عضواً و41 متصلاً.</w:t>
-      </w:r>
-    </w:p>
-    <w:p>
-      <w:pPr>
-        <w:pStyle w:val="Heading2"/>
-        <w:bidi/>
-      </w:pPr>
-      <w:r>
-        <w:rPr>
-          <w:rFonts w:ascii="Arial" w:hAnsi="Arial" w:cs="Arial" w:eastAsia="Arial"/>
-          <w:b w:val="0"/>
-          <w:bCs w:val="0"/>
-        </w:rPr>
-        <w:t>الشرائح 69 و70 و72 و108 وصفحات الروابط</w:t>
-      </w:r>
-    </w:p>
-    <w:p>
-      <w:pPr>
-        <w:bidi/>
-        <w:spacing w:after="60"/>
-        <w:ind w:right="283" w:hanging="255"/>
-      </w:pPr>
-      <w:r>
-        <w:rPr>
-          <w:rFonts w:ascii="Arial" w:hAnsi="Arial" w:cs="Arial" w:eastAsia="Arial"/>
-          <w:b w:val="0"/>
-          <w:bCs w:val="0"/>
-          <w:sz w:val="21"/>
-          <w:szCs w:val="21"/>
-        </w:rPr>
-        <w:t>• أرقامها تغيرت بعد الإضافات. هي الآن: الأدلة المستلمة في المثال (الشريحة 75)، والفحص والنتيجة (الشريحة 80)، وأدلة المتدرب (الشريحة 82)، وشهادات ISO من الاختبار إلى اللقب (الشريحة 126)، وصفحات الروابط (الشرائح 181 إلى 183).</w:t>
-      </w:r>
-    </w:p>
-    <w:p>
-      <w:pPr>
-        <w:bidi/>
-        <w:spacing w:after="60"/>
-        <w:ind w:right="283" w:hanging="255"/>
-      </w:pPr>
-      <w:r>
-        <w:rPr>
-          <w:rFonts w:ascii="Arial" w:hAnsi="Arial" w:cs="Arial" w:eastAsia="Arial"/>
-          <w:b w:val="0"/>
-          <w:bCs w:val="0"/>
-          <w:sz w:val="21"/>
-          <w:szCs w:val="21"/>
-        </w:rPr>
-        <w:t>• لم يظهر فيها تداخل حين عُرضت في مشغّل العرض نفسه ولا في Chromium. السبب الأرجح لما ظهر عندك: خط بديل حين لا يكون الخطان مثبتين، أو نص يلتف سطراً إضافياً في PowerPoint فيدخل في ما تحته، لأن مربعات النص في PowerPoint لا تدفع ما بعدها كما في المتصفح.</w:t>
-      </w:r>
-    </w:p>
-    <w:p>
-      <w:pPr>
-        <w:bidi/>
-        <w:spacing w:after="60"/>
-        <w:ind w:right="283" w:hanging="255"/>
-      </w:pPr>
-      <w:r>
-        <w:rPr>
-          <w:rFonts w:ascii="Arial" w:hAnsi="Arial" w:cs="Arial" w:eastAsia="Arial"/>
-          <w:b w:val="0"/>
-          <w:bCs w:val="0"/>
-          <w:sz w:val="21"/>
-          <w:szCs w:val="21"/>
-        </w:rPr>
-        <w:t>• فحصنا ملف PowerPoint نفسه بعد تحويله إلى PDF، مقارنة مربعاً مربعاً بالعرض الأصلي، فوجد تداخلين من هذا النوع وأصلحناهما: سؤالا الحوكمة والمخاطر (الشريحة 9)، وسؤال «مطبق» (الشريحة 69). وبقي فرق صغير في ارتفاع صفوف بعض الجداول (9 إلى 27 بكسل في الشرائح 15 و20 و30 و37 و86 و136) لا يسبب تداخلاً.</w:t>
-      </w:r>
-    </w:p>
-    <w:p>
-      <w:pPr>
-        <w:bidi/>
-        <w:spacing w:after="60"/>
-        <w:ind w:right="283" w:hanging="255"/>
-      </w:pPr>
-      <w:r>
-        <w:rPr>
-          <w:rFonts w:ascii="Arial" w:hAnsi="Arial" w:cs="Arial" w:eastAsia="Arial"/>
-          <w:b w:val="0"/>
-          <w:bCs w:val="0"/>
-          <w:sz w:val="21"/>
-          <w:szCs w:val="21"/>
-        </w:rPr>
-        <w:t>• وفحصناه مرة ثانية بعد إخفاء الخطين عن الجهاز، فاستبدل بهما LibreOffice خطوطاً أعرض. ظهرت عندها تداخلات في عناصر قصيرة: أسماء الوظائف في لينكدإن (الشريحة 160)، والمهارات (الشريحة 156)، والأرقام في الشريحة 110 والشريحة 164. فاستبدلنا بالأزرار الصغيرة نصاً يلتف بحرية، وأعطينا الأرقام خانات أعرض. وبقي رأس ملف لينكدإن (الشريحة 155) يتزاحم مع الخط البديل لأنه يحاكي مقاس الصفحة الحقيقية. الخلاصة: ثبّت الخطين قبل فتح الملف أو عرضه.</w:t>
-      </w:r>
-    </w:p>
-    <w:p>
-      <w:pPr>
-        <w:bidi/>
-        <w:spacing w:after="60"/>
-        <w:ind w:right="283" w:hanging="255"/>
-      </w:pPr>
-      <w:r>
-        <w:rPr>
-          <w:rFonts w:ascii="Arial" w:hAnsi="Arial" w:cs="Arial" w:eastAsia="Arial"/>
-          <w:b w:val="0"/>
-          <w:bCs w:val="0"/>
-          <w:sz w:val="21"/>
-          <w:szCs w:val="21"/>
-        </w:rPr>
-        <w:t>• عُرضت كل الشرائح في مشغّل العرض بدقة 1920×1080 وروجعت بصرياً. وما أصلحناه: كلمات انكسرت في منتصفها (R-07، والاحتمال، وISACA، ومفتوح)، وأعمدة فارغة في نماذج الجداول، وأسهم وأشرطة في غير موضعها، واتجاه «Security+» و«IT Audit Fund.» داخل النص العربي.</w:t>
-      </w:r>
-    </w:p>
-    <w:p>
-      <w:pPr>
-        <w:pStyle w:val="Heading2"/>
-        <w:bidi/>
-      </w:pPr>
-      <w:r>
-        <w:rPr>
-          <w:rFonts w:ascii="Arial" w:hAnsi="Arial" w:cs="Arial" w:eastAsia="Arial"/>
-          <w:b w:val="0"/>
-          <w:bCs w:val="0"/>
-        </w:rPr>
-        <w:t>ملاحظات المتحدث</w:t>
-      </w:r>
-    </w:p>
-    <w:p>
-      <w:pPr>
-        <w:bidi/>
-        <w:spacing w:after="60"/>
-        <w:ind w:right="283" w:hanging="255"/>
-      </w:pPr>
-      <w:r>
-        <w:rPr>
-          <w:rFonts w:ascii="Arial" w:hAnsi="Arial" w:cs="Arial" w:eastAsia="Arial"/>
-          <w:b w:val="0"/>
-          <w:bCs w:val="0"/>
-          <w:sz w:val="21"/>
-          <w:szCs w:val="21"/>
-        </w:rPr>
-        <w:t>• كُتبت من جديد لكل شريحة تغير شكلها، وتشرح ما يظهر عليها بالترتيب نفسه: من أي جزء يبدأ النظر، وماذا يعني كل تعليق مرقم.</w:t>
-      </w:r>
-    </w:p>
-    <w:p>
-      <w:pPr>
-        <w:bidi/>
-        <w:spacing w:after="60"/>
-        <w:ind w:right="283" w:hanging="255"/>
-      </w:pPr>
-      <w:r>
-        <w:rPr>
-          <w:rFonts w:ascii="Arial" w:hAnsi="Arial" w:cs="Arial" w:eastAsia="Arial"/>
-          <w:b w:val="0"/>
-          <w:bCs w:val="0"/>
-          <w:sz w:val="21"/>
-          <w:szCs w:val="21"/>
-        </w:rPr>
-        <w:t>• ملاحظات شرائح الأدلة تقول صراحة إن الواجهة نموذج تعليمي، لا لقطة من منتج حقيقي.</w:t>
+        <w:t>• نص القراءة (المتن والجداول والنماذج) بوسيط 18 نقطة في PowerPoint:‏ 60% منه 18 نقطة فأكثر، و93% منه 16 نقطة فأكثر، و7% أصغر من 16 نقطة. والمصادر والتذييلات وتسميات النماذج 12 إلى 13 نقطة، والعناوين 30 نقطة.</w:t>
       </w:r>
     </w:p>
     <w:p>
@@ -940,7 +728,7 @@
                 <w:sz w:val="20"/>
                 <w:szCs w:val="20"/>
               </w:rPr>
-              <w:t>الشريحتين 174 و175</w:t>
+              <w:t>الشريحتين 221 و222</w:t>
             </w:r>
           </w:p>
         </w:tc>
@@ -1011,7 +799,7 @@
                 <w:sz w:val="20"/>
                 <w:szCs w:val="20"/>
               </w:rPr>
-              <w:t>الشريحتين 128 و176</w:t>
+              <w:t>الشريحتين 169 و223</w:t>
             </w:r>
           </w:p>
         </w:tc>
@@ -1082,7 +870,7 @@
                 <w:sz w:val="20"/>
                 <w:szCs w:val="20"/>
               </w:rPr>
-              <w:t>الشرائح 134، 177، 178</w:t>
+              <w:t>الشرائح 175، 224، 225</w:t>
             </w:r>
           </w:p>
         </w:tc>
@@ -1153,7 +941,7 @@
                 <w:sz w:val="20"/>
                 <w:szCs w:val="20"/>
               </w:rPr>
-              <w:t>الشرائح 113، 114، 179، 180</w:t>
+              <w:t>الشرائح 150، 151، 226، 227</w:t>
             </w:r>
           </w:p>
         </w:tc>
@@ -1224,7 +1012,7 @@
                 <w:sz w:val="20"/>
                 <w:szCs w:val="20"/>
               </w:rPr>
-              <w:t>الشرائح 44 إلى 47</w:t>
+              <w:t>الشرائح 61 إلى 64</w:t>
             </w:r>
           </w:p>
         </w:tc>
@@ -1251,7 +1039,7 @@
                 <w:sz w:val="20"/>
                 <w:szCs w:val="20"/>
               </w:rPr>
-              <w:t>إصدارات ISO وNIST وPCI DSS</w:t>
+              <w:t>إصدارات ISO وNIST وPCI DSS وCIS، ونطاق SAMA CSF وGDPR وHIPAA وSOX</w:t>
             </w:r>
           </w:p>
         </w:tc>
@@ -1295,7 +1083,78 @@
                 <w:sz w:val="20"/>
                 <w:szCs w:val="20"/>
               </w:rPr>
-              <w:t>الشرائح 107 إلى 112</w:t>
+              <w:t>الشرائح 142 إلى 149</w:t>
+            </w:r>
+          </w:p>
+        </w:tc>
+      </w:tr>
+      <w:tr>
+        <w:trPr>
+          <w:cantSplit/>
+        </w:trPr>
+        <w:tc>
+          <w:tcPr>
+            <w:tcW w:type="dxa" w:w="3969"/>
+          </w:tcPr>
+          <w:p>
+            <w:pPr>
+              <w:bidi/>
+              <w:spacing w:after="20" w:line="252" w:lineRule="auto"/>
+            </w:pPr>
+            <w:r/>
+            <w:r>
+              <w:rPr>
+                <w:rFonts w:ascii="Arial" w:hAnsi="Arial" w:cs="Arial" w:eastAsia="Arial"/>
+                <w:b w:val="0"/>
+                <w:bCs w:val="0"/>
+                <w:sz w:val="20"/>
+                <w:szCs w:val="20"/>
+              </w:rPr>
+              <w:t>أرقام ضوابط ECC في الأساس التقني والمواءمة</w:t>
+            </w:r>
+          </w:p>
+        </w:tc>
+        <w:tc>
+          <w:tcPr>
+            <w:tcW w:type="dxa" w:w="2381"/>
+          </w:tcPr>
+          <w:p>
+            <w:pPr>
+              <w:bidi/>
+              <w:spacing w:after="20" w:line="252" w:lineRule="auto"/>
+            </w:pPr>
+            <w:r/>
+            <w:r>
+              <w:rPr>
+                <w:rFonts w:ascii="Arial" w:hAnsi="Arial" w:cs="Arial" w:eastAsia="Arial"/>
+                <w:b w:val="0"/>
+                <w:bCs w:val="0"/>
+                <w:sz w:val="20"/>
+                <w:szCs w:val="20"/>
+              </w:rPr>
+              <w:t>عند صدور إصدار جديد من ECC</w:t>
+            </w:r>
+          </w:p>
+        </w:tc>
+        <w:tc>
+          <w:tcPr>
+            <w:tcW w:type="dxa" w:w="3288"/>
+          </w:tcPr>
+          <w:p>
+            <w:pPr>
+              <w:bidi/>
+              <w:spacing w:after="20" w:line="252" w:lineRule="auto"/>
+            </w:pPr>
+            <w:r/>
+            <w:r>
+              <w:rPr>
+                <w:rFonts w:ascii="Arial" w:hAnsi="Arial" w:cs="Arial" w:eastAsia="Arial"/>
+                <w:b w:val="0"/>
+                <w:bCs w:val="0"/>
+                <w:sz w:val="20"/>
+                <w:szCs w:val="20"/>
+              </w:rPr>
+              <w:t>الشرائح 19 إلى 30، والشرائح 156 إلى 158</w:t>
             </w:r>
           </w:p>
         </w:tc>
@@ -1366,7 +1225,7 @@
                 <w:sz w:val="20"/>
                 <w:szCs w:val="20"/>
               </w:rPr>
-              <w:t>الشريحة 65</w:t>
+              <w:t>الشريحة 87</w:t>
             </w:r>
           </w:p>
         </w:tc>
@@ -1437,7 +1296,7 @@
                 <w:sz w:val="20"/>
                 <w:szCs w:val="20"/>
               </w:rPr>
-              <w:t>الشريحتين 155 و160</w:t>
+              <w:t>الشريحتين 199 و204</w:t>
             </w:r>
           </w:p>
         </w:tc>
@@ -1460,6 +1319,40 @@
           <w:bCs w:val="0"/>
         </w:rPr>
         <w:t>ما لم نتمكن من التحقق منه</w:t>
+      </w:r>
+    </w:p>
+    <w:p>
+      <w:pPr>
+        <w:bidi/>
+        <w:spacing w:after="60"/>
+        <w:ind w:right="283" w:hanging="255"/>
+      </w:pPr>
+      <w:r>
+        <w:rPr>
+          <w:rFonts w:ascii="Arial" w:hAnsi="Arial" w:cs="Arial" w:eastAsia="Arial"/>
+          <w:b w:val="0"/>
+          <w:bCs w:val="0"/>
+          <w:sz w:val="21"/>
+          <w:szCs w:val="21"/>
+        </w:rPr>
+        <w:t>• عناوين ضوابط ISO/IEC ‏27001:2022 في الملحق A (مثل A.5.18 وA.8.5): موقع ISO يمنع الوصول الآلي، فأُخذت من مصادر ثانوية متطابقة. الشرائح والإجابات تنبه إلى مطابقتها مع نسخة مرخصة من المعيار.</w:t>
+      </w:r>
+    </w:p>
+    <w:p>
+      <w:pPr>
+        <w:bidi/>
+        <w:spacing w:after="60"/>
+        <w:ind w:right="283" w:hanging="255"/>
+      </w:pPr>
+      <w:r>
+        <w:rPr>
+          <w:rFonts w:ascii="Arial" w:hAnsi="Arial" w:cs="Arial" w:eastAsia="Arial"/>
+          <w:b w:val="0"/>
+          <w:bCs w:val="0"/>
+          <w:sz w:val="21"/>
+          <w:szCs w:val="21"/>
+        </w:rPr>
+        <w:t>• HIPAA: صفحة وزارة الصحة الأمريكية رفضت الوصول الآلي (403)، فالوصف الموجز أُخذ من نتائج بحث تحيل إليها. الرابط الرسمي في الملاحظات.</w:t>
       </w:r>
     </w:p>
     <w:p>
@@ -1592,7 +1485,7 @@
           <w:sz w:val="21"/>
           <w:szCs w:val="21"/>
         </w:rPr>
-        <w:t>• 01_العرض/كيف_تبدأ_في_GRC.pptx: العرض القابل للتحرير، 184 شريحة، مع ملاحظات المتحدث والمصادر. يحتاج الخطين في 03_الخطوط مثبتين على الجهاز.</w:t>
+        <w:t>• 01_العرض/كيف_تبدأ_في_GRC.pptx: العرض القابل للتحرير، 231 شريحة، مع ملاحظات المتحدث والمصادر. يحتاج الخطين في 03_الخطوط مثبتين على الجهاز.</w:t>
       </w:r>
     </w:p>
     <w:p>
@@ -1626,7 +1519,7 @@
           <w:sz w:val="21"/>
           <w:szCs w:val="21"/>
         </w:rPr>
-        <w:t>• 02_الكراسة_والإجابات: كراسة التمارين (12 تمريناً، منها التطبيقات الأربعة بنماذج تعبأ ومقتطفات الأدلة جداول)، والإجابات النموذجية وطريقة الحل (ومنها جدول الأسئلة الأربعة للأدلة)، بصيغتي Word وPDF.</w:t>
+        <w:t>• 02_الكراسة_والإجابات: كراسة التمارين (17 تمريناً منها التطبيقات الأربعة، و9 اختبارات قصيرة، والتقييم الختامي)، والإجابات النموذجية وطريقة الحل (لكل اختبار سبب الإجابة وسبب خطأ البدائل، وللتقييم الختامي معايير التصحيح)، بصيغتي Word وPDF.</w:t>
       </w:r>
     </w:p>
     <w:p>
